--- a/03_Outputs/final scripts/zh/Module 9/9.3.0-zh.docx
+++ b/03_Outputs/final scripts/zh/Module 9/9.3.0-zh.docx
@@ -24,7 +24,7 @@
     </w:p>
     <w:p>
       <w:r>
-        <w:t>在整个章节中，您还会遇到应用案例研究和情景分析，展示如何将DREI框架应用于不同的情境。这些例子说明了通过有针对性的干预措施，投资风险和成本如何得以降低，为政策制定和规划提供宝贵的见解。</w:t>
+        <w:t>在整个章节中，您还将遇到应用案例研究和情景分析，展示如何将DREI框架应用于不同的背景。这些示例说明了通过有针对性的干预措施，投资风险和成本如何得以降低，为政策制定和规划提供宝贵的见解。</w:t>
       </w:r>
     </w:p>
     <w:p>
